--- a/docassemble/ApplicationForNameChange/data/templates/felony_name_change_notices.docx
+++ b/docassemble/ApplicationForNameChange/data/templates/felony_name_change_notices.docx
@@ -93,7 +93,7 @@
         <w:spacing w:before="360"/>
       </w:pPr>
       <w:r>
-        <w:t>{{ notice.current_name }}</w:t>
+        <w:t>{{ notice['current_name'] }}</w:t>
       </w:r>
     </w:p>
     <w:p>
@@ -119,7 +119,7 @@
         <w:spacing w:before="360"/>
       </w:pPr>
       <w:r>
-        <w:t>{{ notice.requested_name }}</w:t>
+        <w:t>{{ notice['requested_name'] }}</w:t>
       </w:r>
     </w:p>
     <w:p>
@@ -216,7 +216,7 @@
         <w:ind w:left="1440"/>
       </w:pPr>
       <w:r>
-        <w:t>{{ "☐" if notice.kind == "federal" else "☒" }} County and State: {{ notice.authority if notice.kind != "federal" else "" }}</w:t>
+        <w:t>{{ "☐" if notice['kind'] == "federal" else "☒" }} County and State: {{ notice['authority'] if notice['kind'] != "federal" else "" }}</w:t>
       </w:r>
     </w:p>
     <w:p>
@@ -228,7 +228,7 @@
         </w:rPr>
       </w:pPr>
       <w:r>
-        <w:t>{{ "☒" if notice.kind == "federal" else "☐" }} Federal District: {{ notice.authority if notice.kind == "federal" else "" }}</w:t>
+        <w:t>{{ "☒" if notice['kind'] == "federal" else "☐" }} Federal District: {{ notice['authority'] if notice['kind'] == "federal" else "" }}</w:t>
       </w:r>
     </w:p>
     <w:bookmarkEnd w:id="0"/>
@@ -238,7 +238,7 @@
         <w:ind w:left="720" w:hanging="360"/>
       </w:pPr>
       <w:r>
-        <w:t>{{ "☒" if notice.kind != "minnesota" else "☐" }} Minnesota Attorney General (MN Attorney General must also be served if conviction is federal or out of state)</w:t>
+        <w:t>{{ "☒" if notice['kind'] != "minnesota" else "☐" }} Minnesota Attorney General (MN Attorney General must also be served if conviction is federal or out of state)</w:t>
       </w:r>
     </w:p>
     <w:p>
